--- a/Project_Phase_wise/Brainstorming & Ideation/Empathy Map Canvas - LearnMate.docx
+++ b/Project_Phase_wise/Brainstorming & Ideation/Empathy Map Canvas - LearnMate.docx
@@ -197,6 +197,7 @@
               </w:pBdr>
               <w:spacing w:line="275" w:lineRule="auto"/>
               <w:rPr>
+                <w:rFonts w:ascii="Google Sans" w:eastAsia="Google Sans" w:hAnsi="Google Sans" w:cs="Google Sans"/>
                 <w:color w:val="1F1F1F"/>
               </w:rPr>
             </w:pPr>
@@ -566,14 +567,42 @@
           <w:color w:val="1F1F1F"/>
         </w:rPr>
         <w:br/>
-        <w:t xml:space="preserve">                              │  • "Making flashcards manually takes way too long."     │</w:t>
+        <w:t xml:space="preserve">                              </w:t>
+      </w:r>
+      <w:proofErr w:type="gramStart"/>
+      <w:r>
+        <w:rPr>
+          <w:color w:val="1F1F1F"/>
+        </w:rPr>
+        <w:t>│  •</w:t>
+      </w:r>
+      <w:proofErr w:type="gramEnd"/>
+      <w:r>
+        <w:rPr>
+          <w:color w:val="1F1F1F"/>
+        </w:rPr>
+        <w:t xml:space="preserve"> "Making flashcards manually takes way too long."     │</w:t>
       </w:r>
       <w:r>
         <w:rPr>
           <w:color w:val="1F1F1F"/>
         </w:rPr>
         <w:br/>
-        <w:t xml:space="preserve">                              │  • Worried about exams, anxious about placement tests.  │</w:t>
+        <w:t xml:space="preserve">                              </w:t>
+      </w:r>
+      <w:proofErr w:type="gramStart"/>
+      <w:r>
+        <w:rPr>
+          <w:color w:val="1F1F1F"/>
+        </w:rPr>
+        <w:t>│  •</w:t>
+      </w:r>
+      <w:proofErr w:type="gramEnd"/>
+      <w:r>
+        <w:rPr>
+          <w:color w:val="1F1F1F"/>
+        </w:rPr>
+        <w:t xml:space="preserve"> Worried about exams, anxious about placement tests.  │</w:t>
       </w:r>
       <w:r>
         <w:rPr>
@@ -1755,8 +1784,16 @@
           <w:color w:val="1F1F1F"/>
         </w:rPr>
         <w:br/>
-        <w:t>│   questions, he unintentionally favors easy      ││   and flashcard question-answer pairs generated  │</w:t>
-      </w:r>
+        <w:t xml:space="preserve">│   questions, he unintentionally favors easy      ││   and flashcard question-answer pairs </w:t>
+      </w:r>
+      <w:proofErr w:type="gramStart"/>
+      <w:r>
+        <w:rPr>
+          <w:color w:val="1F1F1F"/>
+        </w:rPr>
+        <w:t>generated  │</w:t>
+      </w:r>
+      <w:proofErr w:type="gramEnd"/>
       <w:r>
         <w:rPr>
           <w:color w:val="1F1F1F"/>
@@ -1776,7 +1813,21 @@
           <w:color w:val="1F1F1F"/>
         </w:rPr>
         <w:br/>
-        <w:t>│ • Tool Fatigue: Switching between storage, AI,   ││ • All-in-One Hub: Single authenticated API       │</w:t>
+        <w:t xml:space="preserve">│ • Tool Fatigue: Switching between storage, </w:t>
+      </w:r>
+      <w:proofErr w:type="gramStart"/>
+      <w:r>
+        <w:rPr>
+          <w:color w:val="1F1F1F"/>
+        </w:rPr>
+        <w:t xml:space="preserve">AI,   </w:t>
+      </w:r>
+      <w:proofErr w:type="gramEnd"/>
+      <w:r>
+        <w:rPr>
+          <w:color w:val="1F1F1F"/>
+        </w:rPr>
+        <w:t>││ • All-in-One Hub: Single authenticated API       │</w:t>
       </w:r>
       <w:r>
         <w:rPr>
@@ -2071,8 +2122,18 @@
                 <w:bCs/>
                 <w:color w:val="1F1F1F"/>
               </w:rPr>
-              <w:t>Think &amp; Feel</w:t>
+              <w:t xml:space="preserve">Think &amp; </w:t>
             </w:r>
+            <w:proofErr w:type="gramStart"/>
+            <w:r>
+              <w:rPr>
+                <w:b/>
+                <w:bCs/>
+                <w:color w:val="1F1F1F"/>
+              </w:rPr>
+              <w:t>Feel</w:t>
+            </w:r>
+            <w:proofErr w:type="gramEnd"/>
           </w:p>
         </w:tc>
         <w:tc>
@@ -2245,8 +2306,18 @@
                 <w:bCs/>
                 <w:color w:val="1F1F1F"/>
               </w:rPr>
-              <w:t>Say &amp; Do</w:t>
+              <w:t xml:space="preserve">Say &amp; </w:t>
             </w:r>
+            <w:proofErr w:type="gramStart"/>
+            <w:r>
+              <w:rPr>
+                <w:b/>
+                <w:bCs/>
+                <w:color w:val="1F1F1F"/>
+              </w:rPr>
+              <w:t>Do</w:t>
+            </w:r>
+            <w:proofErr w:type="gramEnd"/>
           </w:p>
         </w:tc>
         <w:tc>
